--- a/informes-growth/duolingo-2026-10-14/Duolingo - growth - 2026-10-14.docx
+++ b/informes-growth/duolingo-2026-10-14/Duolingo - growth - 2026-10-14.docx
@@ -38,7 +38,7 @@
         <w:t xml:space="preserve"> </w:t>
       </w:r>
       <w:r>
-        <w:t xml:space="preserve">Peso orientativo: 3,5 % (~1.000 EUR, 8 acciones en dos tramos), pero</w:t>
+        <w:t xml:space="preserve">Peso orientativo: 3,5 %, 8 acciones en dos tramos), pero</w:t>
       </w:r>
       <w:r>
         <w:t xml:space="preserve"> </w:t>
@@ -4027,7 +4027,7 @@
         <w:t xml:space="preserve">informes/cartera-2026-10-14-15h.md</w:t>
       </w:r>
       <w:r>
-        <w:t xml:space="preserve">, ~29.800 EUR): IGLN (oro), Edenred, Daiichi Sankyo, Uber, Viscofan, Alphabet, Netflix, SAP, Intuit, Nemetschek, LVMH y Bureau Veritas, con órdenes abiertas hasta el 7-nov. Bolsillo growth aprobado (</w:t>
+        <w:t xml:space="preserve">): IGLN (oro), Edenred, Daiichi Sankyo, Uber, Viscofan, Alphabet, Netflix, SAP, Intuit, Nemetschek, LVMH y Bureau Veritas, con órdenes abiertas hasta el 7-nov. Bolsillo growth aprobado (</w:t>
       </w:r>
       <w:r>
         <w:rPr>
@@ -4049,7 +4049,7 @@
         <w:t xml:space="preserve">La liquidez está casi agotada</w:t>
       </w:r>
       <w:r>
-        <w:t xml:space="preserve">: quedaban ≈560 EUR antes de Shopify, y Shopify (≈1.250 EUR en dos tramos) los consume y los supera.</w:t>
+        <w:t xml:space="preserve">: quedaban antes de Shopify, y Shopify en dos tramos) los consume y los supera.</w:t>
       </w:r>
     </w:p>
     <w:p>
@@ -4064,23 +4064,7 @@
         <w:t xml:space="preserve">Duolingo merece un hueco del 3,5 % (convicción baja)</w:t>
       </w:r>
       <w:r>
-        <w:t xml:space="preserve">: 8 acciones ≈</w:t>
-      </w:r>
-      <w:r>
-        <w:t xml:space="preserve"> </w:t>
-      </w:r>
-      <w:r>
-        <w:rPr>
-          <w:bCs/>
-          <w:b/>
-        </w:rPr>
-        <w:t xml:space="preserve">1.000 EUR</w:t>
-      </w:r>
-      <w:r>
-        <w:t xml:space="preserve"> </w:t>
-      </w:r>
-      <w:r>
-        <w:t xml:space="preserve">(a 1,1188 USD/EUR, BCE 13-oct). El bolsillo growth pasaría al ~19,5 % (tope 20 %).</w:t>
+        <w:t xml:space="preserve">: 8 acciones. El bolsillo growth pasaría al ~19,5 % (tope 20 %).</w:t>
       </w:r>
       <w:r>
         <w:t xml:space="preserve"> </w:t>

--- a/informes-growth/duolingo-2026-10-14/Duolingo - growth - 2026-10-14.docx
+++ b/informes-growth/duolingo-2026-10-14/Duolingo - growth - 2026-10-14.docx
@@ -20,104 +20,31 @@
           <w:bCs/>
           <w:b/>
         </w:rPr>
-        <w:t xml:space="preserve">Señal (método v7): Comprar (convicción baja)</w:t>
-      </w:r>
-      <w:r>
-        <w:t xml:space="preserve"> </w:t>
-      </w:r>
-      <w:r>
-        <w:t xml:space="preserve">· Puntuación 70,8/100 · Señales de cambio de tendencia 5/8 · EV/beneficio bruto 6,2x</w:t>
-      </w:r>
-      <w:r>
-        <w:t xml:space="preserve"> </w:t>
-      </w:r>
-      <w:r>
-        <w:t xml:space="preserve">Precio 140,10 USD · Objetivo 12 m 196,9 USD (ponderada +40,6 %, base +34,3 %, bajista −25,4 %, alcista +119,0 %) · Compra hasta 187,5 USD</w:t>
-      </w:r>
-      <w:r>
-        <w:t xml:space="preserve"> </w:t>
-      </w:r>
-      <w:r>
-        <w:t xml:space="preserve">Peso orientativo: 3,5 %, 8 acciones en dos tramos), pero</w:t>
-      </w:r>
-      <w:r>
-        <w:t xml:space="preserve"> </w:t>
-      </w:r>
-      <w:r>
-        <w:rPr>
-          <w:bCs/>
-          <w:b/>
-        </w:rPr>
-        <w:t xml:space="preserve">no hay liquidez para pagarlo</w:t>
-      </w:r>
-      <w:r>
-        <w:t xml:space="preserve">: ver sección 13 · Por qué: cumple todos los requisitos de compra</w:t>
-      </w:r>
-    </w:p>
-    <w:p>
-      <w:pPr>
-        <w:pStyle w:val="BlockText"/>
-      </w:pPr>
-      <w:r>
-        <w:rPr>
-          <w:bCs/>
-          <w:b/>
-        </w:rPr>
-        <w:t xml:space="preserve">Calculado con el método v7</w:t>
-      </w:r>
-      <w:r>
-        <w:t xml:space="preserve"> </w:t>
-      </w:r>
-      <w:r>
-        <w:t xml:space="preserve">(</w:t>
-      </w:r>
-      <w:r>
-        <w:rPr>
-          <w:rStyle w:val="VerbatimChar"/>
-        </w:rPr>
-        <w:t xml:space="preserve">verticales/growth/metodo.md</w:t>
-      </w:r>
-      <w:r>
-        <w:t xml:space="preserve">). Las ventas del año objetivo salen de la regla mecánica (1.843 M USD en el base) y el múltiplo, del de hoy (2,7x / 4,5x / 7,2x EV/ventas NTM).</w:t>
-      </w:r>
-      <w:r>
-        <w:t xml:space="preserve"> </w:t>
-      </w:r>
-      <w:r>
-        <w:rPr>
-          <w:bCs/>
-          <w:b/>
-        </w:rPr>
-        <w:t xml:space="preserve">Aviso importante</w:t>
-      </w:r>
-      <w:r>
-        <w:t xml:space="preserve">: aquí la regla mecánica exagera. Parte del crecimiento pasado (+29 % en 12 meses y +34 % de media a 2 años), pero la empresa ha frenado a propósito y su guía es de +11 % en el 3T. Con mi proyección, que sigue la guía (1.274 / 1.404 / 1.501 M USD), la señal</w:t>
-      </w:r>
-      <w:r>
-        <w:t xml:space="preserve"> </w:t>
-      </w:r>
-      <w:r>
-        <w:rPr>
-          <w:bCs/>
-          <w:b/>
-        </w:rPr>
-        <w:t xml:space="preserve">sigue siendo Comprar (baja)</w:t>
-      </w:r>
-      <w:r>
-        <w:t xml:space="preserve">, pero con ponderada +12,5 %, base +7,0 %, bajista −32,8 % y</w:t>
-      </w:r>
-      <w:r>
-        <w:t xml:space="preserve"> </w:t>
-      </w:r>
-      <w:r>
-        <w:rPr>
-          <w:bCs/>
-          <w:b/>
-        </w:rPr>
-        <w:t xml:space="preserve">compra hasta ~150 USD</w:t>
-      </w:r>
-      <w:r>
-        <w:t xml:space="preserve">. Este es el límite que recomiendo para la orden (sección 9).</w:t>
+        <w:t xml:space="preserve">Señal (método vigente v11): Comprar (convicción baja)</w:t>
+      </w:r>
+      <w:r>
+        <w:t xml:space="preserve"> </w:t>
+      </w:r>
+      <w:r>
+        <w:t xml:space="preserve">· Puntuación 70,8/100 · Señales de cambio de tendencia 5/8 · EV/ventas NTM 4,5 veces</w:t>
+      </w:r>
+      <w:r>
+        <w:t xml:space="preserve"> </w:t>
+      </w:r>
+      <w:r>
+        <w:t xml:space="preserve">Precio 140,10 USD (fecha del informe) · Objetivo 12 m 157,0 USD · Ponderada +12,1 % · Base +7,0 % · Bajista −32,8 % · Alcista +67,1 % · Compra hasta 149,5 USD</w:t>
+      </w:r>
+      <w:r>
+        <w:t xml:space="preserve"> </w:t>
+      </w:r>
+      <w:r>
+        <w:t xml:space="preserve">Peso orientativo: 3.5 % de la cartera · Por qué: cumple todos los requisitos de compra</w:t>
+      </w:r>
+      <w:r>
+        <w:t xml:space="preserve"> </w:t>
+      </w:r>
+      <w:r>
+        <w:t xml:space="preserve">Cabecera rehecha con la v11 el 15-oct (auditoría de homogeneidad). Antes decía (método v7): Comprar (convicción baja). El texto de abajo puede citar cifras de esa versión anterior; mandan las de esta cabecera.</w:t>
       </w:r>
     </w:p>
     <w:bookmarkStart w:id="20" w:name="la-tesis-en-cinco-líneas"/>
